--- a/zht/docx/30.content.docx
+++ b/zht/docx/30.content.docx
@@ -314,19 +314,7 @@
         <w:rPr>
           <w:lang w:val="zh_TW" w:bidi="zh_TW"/>
         </w:rPr>
-        <w:t>中使用另一個希伯來詞（boqer，意思是「牧人」；見</w:t>
-      </w:r>
-      <w:r>
-        <w:rPr>
-          <w:lang w:val="zh_TW" w:bidi="zh_TW"/>
-        </w:rPr>
-        <w:t>阿摩司書簡介</w:t>
-      </w:r>
-      <w:r>
-        <w:rPr>
-          <w:lang w:val="zh_TW" w:bidi="zh_TW"/>
-        </w:rPr>
-        <w:t>，「先知阿摩司」）來描述他的職業。阿摩司不是在宮廷或聖殿服事的專職先知。</w:t>
+        <w:t>中使用另一個希伯來詞（boqer，意思是「牧人」；見阿摩司書簡介，「先知阿摩司」）來描述他的職業。阿摩司不是在宮廷或聖殿服事的專職先知。</w:t>
       </w:r>
     </w:p>
     <w:p>
@@ -10270,19 +10258,7 @@
         <w:rPr>
           <w:lang w:val="zh_TW" w:bidi="zh_TW"/>
         </w:rPr>
-        <w:t>中的不同，並且在舊約聖經中其它地方也沒有出現過。它與一個表示牛的詞有關，這表明阿摩司可能是以飼養者或牧民的身份飼養牛（見</w:t>
-      </w:r>
-      <w:r>
-        <w:rPr>
-          <w:lang w:val="zh_TW" w:bidi="zh_TW"/>
-        </w:rPr>
-        <w:t>阿摩司書簡介</w:t>
-      </w:r>
-      <w:r>
-        <w:rPr>
-          <w:lang w:val="zh_TW" w:bidi="zh_TW"/>
-        </w:rPr>
-        <w:t>，「先知阿摩司」）。</w:t>
+        <w:t>中的不同，並且在舊約聖經中其它地方也沒有出現過。它與一個表示牛的詞有關，這表明阿摩司可能是以飼養者或牧民的身份飼養牛（見阿摩司書簡介，「先知阿摩司」）。</w:t>
       </w:r>
     </w:p>
     <w:p>
